--- a/templates/VIVAN/KSA/POA_DM.docx
+++ b/templates/VIVAN/KSA/POA_DM.docx
@@ -1413,6 +1413,67 @@
           <w:szCs w:val="24"/>
         </w:rPr>
       </w:pPr>
+      <w:r>
+        <w:rPr>
+          <w:rFonts w:ascii="Times New Roman" w:hAnsi="Times New Roman" w:cs="Times New Roman"/>
+          <w:noProof/>
+          <w:sz w:val="24"/>
+          <w:szCs w:val="24"/>
+        </w:rPr>
+        <w:pict w14:anchorId="174E44D0">
+          <v:rect id="_x0000_s1027" style="position:absolute;left:0;text-align:left;margin-left:78.8pt;margin-top:11.7pt;width:112.35pt;height:62.4pt;z-index:251668480;mso-position-horizontal-relative:text;mso-position-vertical-relative:text" fillcolor="#4472c4 [3204]" stroked="f">
+            <v:textbox style="mso-next-textbox:#_x0000_s1027">
+              <w:txbxContent>
+                <w:p>
+                  <w:pPr>
+                    <w:rPr>
+                      <w:lang w:val="en-IN"/>
+                    </w:rPr>
+                  </w:pPr>
+                  <w:r>
+                    <w:rPr>
+                      <w:lang w:val="en-IN"/>
+                    </w:rPr>
+                    <w:t>{{SPONSOR_SIGNATURE}}</w:t>
+                  </w:r>
+                </w:p>
+                <w:p/>
+              </w:txbxContent>
+            </v:textbox>
+          </v:rect>
+        </w:pict>
+      </w:r>
+      <w:r>
+        <w:rPr>
+          <w:rFonts w:ascii="Times New Roman" w:hAnsi="Times New Roman" w:cs="Times New Roman"/>
+          <w:noProof/>
+          <w:sz w:val="24"/>
+          <w:szCs w:val="24"/>
+        </w:rPr>
+        <w:pict w14:anchorId="66949239">
+          <v:rect id="_x0000_s1026" style="position:absolute;left:0;text-align:left;margin-left:72.5pt;margin-top:5.6pt;width:125.95pt;height:74.85pt;z-index:251667456;mso-position-horizontal-relative:text;mso-position-vertical-relative:text">
+            <v:textbox style="mso-next-textbox:#_x0000_s1026">
+              <w:txbxContent>
+                <w:p>
+                  <w:pPr>
+                    <w:rPr>
+                      <w:lang w:val="en-IN"/>
+                    </w:rPr>
+                  </w:pPr>
+                  <w:proofErr w:type="spellStart"/>
+                  <w:r>
+                    <w:rPr>
+                      <w:lang w:val="en-IN"/>
+                    </w:rPr>
+                    <w:t>BoarderBoX</w:t>
+                  </w:r>
+                  <w:proofErr w:type="spellEnd"/>
+                </w:p>
+              </w:txbxContent>
+            </v:textbox>
+          </v:rect>
+        </w:pict>
+      </w:r>
     </w:p>
     <w:p>
       <w:pPr>
@@ -2339,13 +2400,74 @@
       <w:r>
         <w:rPr>
           <w:rFonts w:ascii="Times New Roman" w:hAnsi="Times New Roman" w:cs="Times New Roman"/>
-          <w:b/>
           <w:noProof/>
           <w:sz w:val="24"/>
           <w:szCs w:val="24"/>
         </w:rPr>
+        <w:pict w14:anchorId="174E44D0">
+          <v:rect id="_x0000_s1029" style="position:absolute;left:0;text-align:left;margin-left:19.8pt;margin-top:6.55pt;width:115.6pt;height:63.5pt;z-index:251670528;mso-position-horizontal-relative:text;mso-position-vertical-relative:text" fillcolor="#4472c4 [3204]" stroked="f">
+            <v:textbox style="mso-next-textbox:#_x0000_s1029">
+              <w:txbxContent>
+                <w:p>
+                  <w:pPr>
+                    <w:rPr>
+                      <w:lang w:val="en-IN"/>
+                    </w:rPr>
+                  </w:pPr>
+                  <w:r>
+                    <w:rPr>
+                      <w:lang w:val="en-IN"/>
+                    </w:rPr>
+                    <w:t>{{SPONSOR_SIGNATURE}}</w:t>
+                  </w:r>
+                </w:p>
+                <w:p/>
+              </w:txbxContent>
+            </v:textbox>
+          </v:rect>
+        </w:pict>
+      </w:r>
+      <w:r>
+        <w:rPr>
+          <w:rFonts w:ascii="Times New Roman" w:hAnsi="Times New Roman" w:cs="Times New Roman"/>
+          <w:noProof/>
+          <w:sz w:val="24"/>
+          <w:szCs w:val="24"/>
+        </w:rPr>
+        <w:pict w14:anchorId="66949239">
+          <v:rect id="_x0000_s1028" style="position:absolute;left:0;text-align:left;margin-left:14.75pt;margin-top:.75pt;width:125.95pt;height:74.85pt;z-index:251669504;mso-position-horizontal-relative:text;mso-position-vertical-relative:text">
+            <v:textbox style="mso-next-textbox:#_x0000_s1028">
+              <w:txbxContent>
+                <w:p>
+                  <w:pPr>
+                    <w:rPr>
+                      <w:lang w:val="en-IN"/>
+                    </w:rPr>
+                  </w:pPr>
+                  <w:proofErr w:type="spellStart"/>
+                  <w:r>
+                    <w:rPr>
+                      <w:lang w:val="en-IN"/>
+                    </w:rPr>
+                    <w:t>BoarderBoX</w:t>
+                  </w:r>
+                  <w:proofErr w:type="spellEnd"/>
+                </w:p>
+              </w:txbxContent>
+            </v:textbox>
+          </v:rect>
+        </w:pict>
+      </w:r>
+      <w:r>
+        <w:rPr>
+          <w:rFonts w:ascii="Times New Roman" w:hAnsi="Times New Roman" w:cs="Times New Roman"/>
+          <w:b/>
+          <w:noProof/>
+          <w:sz w:val="24"/>
+          <w:szCs w:val="24"/>
+        </w:rPr>
         <w:drawing>
-          <wp:anchor distT="0" distB="0" distL="114300" distR="114300" simplePos="0" relativeHeight="251666432" behindDoc="0" locked="0" layoutInCell="1" allowOverlap="1" wp14:anchorId="0E0355FC" wp14:editId="310654A7">
+          <wp:anchor distT="0" distB="0" distL="114300" distR="114300" simplePos="0" relativeHeight="251658240" behindDoc="0" locked="0" layoutInCell="1" allowOverlap="1" wp14:anchorId="0E0355FC" wp14:editId="310654A7">
             <wp:simplePos x="0" y="0"/>
             <wp:positionH relativeFrom="column">
               <wp:posOffset>3816350</wp:posOffset>
